--- a/fra/docx/66.content.docx
+++ b/fra/docx/66.content.docx
@@ -136,13 +136,6 @@
         <w:rPr>
           <w:lang w:val="fr_FR" w:bidi="fr_FR"/>
         </w:rPr>
-      </w:r>
-      <w:r>
-        <w:rPr>
-          <w:i/>
-          <w:lang w:val="fr_FR" w:bidi="fr_FR"/>
-        </w:rPr>
-        <w:t>Apocalypse 1.1, Apocalypse 1.1 (#2), Apocalypse 1.3, Apocalypse 1.4, Apocalypse 1.5, Apocalypse 1.6, Apocalypse 1.7, Apocalypse 1.8, Apocalypse 1.9, Apocalypse 1.11, Apocalypse 1.14, Apocalypse 1.16, Apocalypse 1.17, Apocalypse 1.18, Apocalypse 1.20, Apocalypse 2.1, Apocalypse 2.2, Apocalypse 2.4, Apocalypse 2.5, Apocalypse 2.7, Apocalypse 2.8, Apocalypse 2.9, Apocalypse 2.10, Apocalypse 2.11, Apocalypse 2.12, Apocalypse 2.13, Apocalypse 2.13 (#2), Apocalypse 2.14–15, Apocalypse 2.16, Apocalypse 2.17, Apocalypse 2.18, Apocalypse 2.19, Apocalypse 2.20, Apocalypse 2.22, Apocalypse 2.25, Apocalypse 2.26, Apocalypse 2.28, Apocalypse 2.29, Apocalypse 3.1, Apocalypse 3.1 (#2), Apocalypse 3.2, Apocalypse 3.5, Apocalypse 3.7, Apocalypse 3.8, Apocalypse 3.9, Apocalypse 3.11, Apocalypse 3.12, Apocalypse 3.14, Apocalypse 3.15, Apocalypse 3.16, Apocalypse 3.17, Apocalypse 3.17 (#2), Apocalypse 3.19, Apocalypse 3.21, Apocalypse 3.22, Apocalypse 4.1, Apocalypse 4.1 (#2), Apocalypse 4.2, Apocalypse 4.4, Apocalypse 4.5, Apocalypse 4.6, Apocalypse 4.8, Apocalypse 4.10, Apocalypse 4.11, Apocalypse 5.1, Apocalypse 5.3–4, Apocalypse 5.5, Apocalypse 5.6, Apocalypse 5.6 (#2), Apocalypse 5.8, Apocalypse 5.9, Apocalypse 5.10, Apocalypse 5.12, Apocalypse 5.13, Apocalypse 5.14, Apocalypse 6.1, Apocalypse 6.2, Apocalypse 6.4, Apocalypse 6.5, Apocalypse 6.8, Apocalypse 6.9, Apocalypse 6.10, Apocalypse 6.11, Apocalypse 6.12–13, Apocalypse 6.15–16, Apocalypse 6.16, Apocalypse 6.17, Apocalypse 7.1, Apocalypse 7.2–3, Apocalypse 7.4, Apocalypse 7.9, Apocalypse 7.10, Apocalypse 7.11, Apocalypse 7.14, Apocalypse 7.14 (#2), Apocalypse 7.15–16, Apocalypse 7.17, Apocalypse 8.1, Apocalypse 8.2, Apocalypse 8.4, Apocalypse 8.5, Apocalypse 8.7, Apocalypse 8.8–9, Apocalypse 8.10–11, Apocalypse 8.12, Apocalypse 8:13, Apocalypse 9.1, Révélation 9.2, Apocalypse 9.3–4, Apocalypse 9.6, Apocalypse 9.9, Apocalypse 9.11, Apocalypse 9.12, Apocalypse 9.13, Apocalypse 9.15, Apocalypse 9.16, Apocalypse 9.18, Apocalypse 9.20, Apocalypse 10.1, Apocalypse 10.2, Apocalypse 10.4, Apocalypse 10.6, Apocalypse 10.7, Apocalypse 10.8, Apocalypse 10.9, Apocalypse 10.11, Apocalypse 11.1, Apocalypse 11.2, Apocalypse 11.5, Apocalypse 11.8, Apocalypse 11.10, Apocalypse 11.11–12, Apocalypse 11.14, Apocalypse 11.15, Apocalypse 11.17, Apocalypse 11.18, Apocalypse 11.19, Apocalypse 12.1, Apocalypse 12.3, Apocalypse 12.4, Apocalypse 12.4 (#2), Apocalypse 12.5, Apocalypse 12.5 (#2), Apocalypse 12.6, Apocalypse 12.7, Apocalypse 12.9, Apocalypse 12.9 (#2), Apocalypse 12.11, Apocalypse 12.12, Apocalypse 12.13–14, Apocalypse 12.15–17, Apocalypse 13.1, Apocalypse 13.2, Apocalypse 13.3, Apocalypse 13.5–6, Apocalypse 13.7, Apocalypse13.8, Apocalypse 13.10, Apocalypse 13.11, Apocalypse 13.11 (#2), Apocalypse 13.12, Apocalypse 13.15, Apocalypse 13.16, Apocalypse 13.18, Apocalypse 14.1, Apocalypse 14.3, Apocalypse 14.4–5, Apocalypse 14.6, Apocalypse 14.7, Apocalypse 14.7 (#2), Apocalypse 14.8, Apocalypse 14.10, Apocalypse 14.12, Apocalypse 14.14, Apocalypse 14.16, Apocalypse 14.19, Apocalypse 14.20, Apocalypse 15.1, Apocalypse 15.2, Apocalypse 15.3, Apocalypse 15.3 (#2), Apocalypse 15.4, Apocalypse 15.6, Apocalypse 15.7, Apocalypse 15.8, Apocalypse 16.1, Apocalypse 16.2, Apocalypse 16.3, Apocalypse 16.4, Apocalypse 16.6, Apocalypse 16.8, Apocalypse 16.9, Apocalypse 16.10, Apocalypse 16.12, Apocalypse 16.13–14, Apocalypse 16.16, Apocalypse 16.17–18, Apocalypse 16.19, Apocalypse 16.21, Apocalypse 17.1, Apocalypse 17.3, Apocalypse 17.4, Apocalypse 17.5, Apocalypse 17.6, Apocalypse 17.8, Apocalypse 17.8 (#2), Apocalypse 17.9–10, Apocalypse 17.11, Apocalypse 17.12, Apocalypse 17.13–14, Apocalypse 17.15, Apocalypse 17.16, Apocalypse 17.18, Apocalypse 18.1–2, Apocalypse 18.4, Apocalypse 18.6, Apocalypse 18.8, Apocalypse 18.9, Apocalypse 18.9–10, Apocalypse 18.14, Apocalypse 18.15, Apocalypse 18.18, Apocalypse 18.20, Apocalypse 18.21, Apocalypse 18.24, Apocalypse 19.1–2, Apocalypse 19.2, Apocalypse 19.3, Apocalypse 19.5, Apocalypse 19.7, Apocalypse 19.8, Apocalypse 19.10, Apocalypse 19.11–13, Apocalypse 19.15, Apocalypse 19.16, Apocalypse 19.18, Apocalypse 19.19, Apocalypse 19.20, Apocalypse 19.21, Apocalypse 20.1, Apocalypse 20.2–3, Apocalypse 20.3, Apocalypse 20.3 (#2), Apocalypse 20.4, Apocalypse 20.5, Apocalypse 20.6, Apocalypse 20.8, Apocalypse 20.9, Apocalypse 20.10, Apocalypse 20.12, Apocalypse 20.14, Apocalypse 20.15, Apocalypse 21.1, Apocalypse 21.1 (#2), Apocalypse 21.2, Apocalypse 21.3, Apocalypse 21.4, Apocalypse 21.6, Apocalypse 21.8, Apocalypse 21.9–10, Apocalypse 21.12, Apocalypse 21.14, Apocalypse 21.16, Apocalypse 21.18, Apocalypse 21.22, Apocalypse 21.23, Apocalypse 21.27, Apocalypse 22.1, Apocalypse 22.2, Apocalypse 22.3, Apocalypse 22.3–5, Apocalypse 22.7, Apocalypse 22.8–9, Apocalypse 22.10, Apocalypse 22.12, Apocalypse 22.14, Apocalypse 22.16, Apocalypse 22.18, Apocalypse 22.19, Apocalypse 22.20, Apocalypse 22.21</w:t>
       </w:r>
       <w:r>
         <w:rPr>

--- a/fra/docx/66.content.docx
+++ b/fra/docx/66.content.docx
@@ -123,19 +123,6 @@
           <w:lang w:val="fr_FR" w:bidi="fr_FR"/>
         </w:rPr>
         <w:t>REV</w:t>
-      </w:r>
-      <w:r>
-        <w:rPr>
-          <w:lang w:val="fr_FR" w:bidi="fr_FR"/>
-        </w:rPr>
-      </w:r>
-    </w:p>
-    <w:p>
-      <w:pPr/>
-      <w:r>
-        <w:rPr>
-          <w:lang w:val="fr_FR" w:bidi="fr_FR"/>
-        </w:rPr>
       </w:r>
       <w:r>
         <w:rPr>

--- a/fra/docx/66.content.docx
+++ b/fra/docx/66.content.docx
@@ -19,7 +19,7 @@
         <w:rPr>
           <w:lang w:val="fr_FR" w:bidi="fr_FR"/>
         </w:rPr>
-        <w:t>Resource: Questions de Traduction (unfoldingWord)</w:t>
+        <w:t>Resource: unfoldingWord® Translation Questions</w:t>
       </w:r>
       <w:r>
         <w:rPr>
@@ -85,7 +85,7 @@
         <w:rPr>
           <w:lang w:val="fr_FR" w:bidi="fr_FR"/>
         </w:rPr>
-        <w:t>Questions de Traduction (unfoldingWord)</w:t>
+        <w:t>unfoldingWord® Translation Questions</w:t>
       </w:r>
     </w:p>
     <w:p>
